--- a/plan_document.docx
+++ b/plan_document.docx
@@ -9287,7 +9287,7 @@
           <w:sz w:val="34"/>
           <w:szCs w:val="34"/>
         </w:rPr>
-        <w:t>C:\Users\28049</w:t>
+        <w:t>C:\Users\[USER]</w:t>
       </w:r>
     </w:p>
     <w:p>
